--- a/熊猫成仙，从青竹山开始/第一卷 龙蛇起陆/第031章 这条子是拿人换的.docx
+++ b/熊猫成仙，从青竹山开始/第一卷 龙蛇起陆/第031章 这条子是拿人换的.docx
@@ -383,21 +383,21 @@
           <w:sz w:val="27"/>
           <w:szCs w:val="27"/>
         </w:rPr>
-        <w:t xml:space="preserve">过了一会儿，一根竹子从雾里弯下来，弯到离地三尺的地方，停了一下，又立回去。竹叶上落下一片水。</w:t>
-      </w:r>
-    </w:p>
-    <w:p>
-      <w:pPr>
-        <w:spacing w:line="468" w:lineRule="auto" w:after="149"/>
-        <w:ind w:firstLineChars="200" w:firstLine="540"/>
-      </w:pPr>
-      <w:r>
-        <w:rPr>
-          <w:rFonts w:ascii="Times New Roman" w:hAnsi="Times New Roman" w:eastAsia="宋体" w:cs="Times New Roman"/>
-          <w:sz w:val="27"/>
-          <w:szCs w:val="27"/>
-        </w:rPr>
-        <w:t xml:space="preserve">竹守山看着那根竹子，看了很久。</w:t>
+        <w:t xml:space="preserve">雾里，陆明远把嘴里那半截笋咽下去，才把一根竹子弯下来。竹子弯到离地三尺的地方，停了一下，又立回去。竹叶上落下一片水。</w:t>
+      </w:r>
+    </w:p>
+    <w:p>
+      <w:pPr>
+        <w:spacing w:line="468" w:lineRule="auto" w:after="149"/>
+        <w:ind w:firstLineChars="200" w:firstLine="540"/>
+      </w:pPr>
+      <w:r>
+        <w:rPr>
+          <w:rFonts w:ascii="Times New Roman" w:hAnsi="Times New Roman" w:eastAsia="宋体" w:cs="Times New Roman"/>
+          <w:sz w:val="27"/>
+          <w:szCs w:val="27"/>
+        </w:rPr>
+        <w:t xml:space="preserve">竹守山看着那根竹子，看了好一阵。</w:t>
       </w:r>
     </w:p>
     <w:p>
@@ -803,7 +803,7 @@
           <w:sz w:val="27"/>
           <w:szCs w:val="27"/>
         </w:rPr>
-        <w:t xml:space="preserve">竹长庚在门外站了很久。</w:t>
+        <w:t xml:space="preserve">竹长庚在门外站着，站到那条好腿也发麻。</w:t>
       </w:r>
     </w:p>
     <w:p>
@@ -1657,7 +1657,7 @@
           <w:sz w:val="27"/>
           <w:szCs w:val="27"/>
         </w:rPr>
-        <w:t xml:space="preserve">那三个人在田边站了很久。其中一个在说话，声音太低，隔着这么远，只剩一点毛边。</w:t>
+        <w:t xml:space="preserve">那三个人在田边站到日头偏西。其中一个在说话，声音太低，隔着这么远，只剩一点毛边。</w:t>
       </w:r>
     </w:p>
     <w:p>
